--- a/DXV-FRE-003_Path-Resolution-Normalisation-and-ORG_UNIT.docx
+++ b/DXV-FRE-003_Path-Resolution-Normalisation-and-ORG_UNIT.docx
@@ -85,7 +85,6 @@
     </w:p>
     <w:tbl>
       <w:tblPr>
-        <w:tblW w:type="auto" w:w="0"/>
         <w:jc w:val="center"/>
         <w:tblLook w:firstColumn="1" w:firstRow="1" w:lastColumn="0" w:lastRow="0" w:noHBand="0" w:noVBand="1" w:val="04A0"/>
         <w:tblLayout w:type="fixed"/>
@@ -97,17 +96,18 @@
           <w:insideH w:val="single" w:sz="8" w:space="0" w:color="FFFFFF"/>
           <w:insideV w:val="single" w:sz="8" w:space="0" w:color="FFFFFF"/>
         </w:tblBorders>
+        <w:tblW w:w="10296" w:type="dxa"/>
       </w:tblPr>
       <w:tblGrid>
-        <w:gridCol w:w="2592"/>
-        <w:gridCol w:w="2592"/>
-        <w:gridCol w:w="2592"/>
-        <w:gridCol w:w="2592"/>
+        <w:gridCol w:w="1944"/>
+        <w:gridCol w:w="4320"/>
+        <w:gridCol w:w="1944"/>
+        <w:gridCol w:w="2088"/>
       </w:tblGrid>
       <w:tr>
         <w:tc>
           <w:tcPr>
-            <w:tcW w:type="dxa" w:w="1944"/>
+            <w:tcW w:w="1944" w:type="dxa"/>
             <w:tcMar>
               <w:top w:w="60" w:type="dxa"/>
               <w:bottom w:w="60" w:type="dxa"/>
@@ -135,7 +135,7 @@
         </w:tc>
         <w:tc>
           <w:tcPr>
-            <w:tcW w:type="dxa" w:w="4320"/>
+            <w:tcW w:w="4320" w:type="dxa"/>
             <w:tcMar>
               <w:top w:w="60" w:type="dxa"/>
               <w:bottom w:w="60" w:type="dxa"/>
@@ -162,7 +162,7 @@
         </w:tc>
         <w:tc>
           <w:tcPr>
-            <w:tcW w:type="dxa" w:w="1944"/>
+            <w:tcW w:w="1944" w:type="dxa"/>
             <w:tcMar>
               <w:top w:w="60" w:type="dxa"/>
               <w:bottom w:w="60" w:type="dxa"/>
@@ -190,7 +190,7 @@
         </w:tc>
         <w:tc>
           <w:tcPr>
-            <w:tcW w:type="dxa" w:w="2088"/>
+            <w:tcW w:w="2088" w:type="dxa"/>
             <w:tcMar>
               <w:top w:w="60" w:type="dxa"/>
               <w:bottom w:w="60" w:type="dxa"/>
@@ -221,7 +221,7 @@
       <w:tr>
         <w:tc>
           <w:tcPr>
-            <w:tcW w:type="dxa" w:w="1944"/>
+            <w:tcW w:w="1944" w:type="dxa"/>
             <w:tcMar>
               <w:top w:w="60" w:type="dxa"/>
               <w:bottom w:w="60" w:type="dxa"/>
@@ -249,7 +249,7 @@
         </w:tc>
         <w:tc>
           <w:tcPr>
-            <w:tcW w:type="dxa" w:w="4320"/>
+            <w:tcW w:w="4320" w:type="dxa"/>
             <w:tcMar>
               <w:top w:w="60" w:type="dxa"/>
               <w:bottom w:w="60" w:type="dxa"/>
@@ -276,7 +276,7 @@
         </w:tc>
         <w:tc>
           <w:tcPr>
-            <w:tcW w:type="dxa" w:w="1944"/>
+            <w:tcW w:w="1944" w:type="dxa"/>
             <w:tcMar>
               <w:top w:w="60" w:type="dxa"/>
               <w:bottom w:w="60" w:type="dxa"/>
@@ -304,7 +304,7 @@
         </w:tc>
         <w:tc>
           <w:tcPr>
-            <w:tcW w:type="dxa" w:w="2088"/>
+            <w:tcW w:w="2088" w:type="dxa"/>
             <w:tcMar>
               <w:top w:w="60" w:type="dxa"/>
               <w:bottom w:w="60" w:type="dxa"/>
@@ -333,7 +333,7 @@
       <w:tr>
         <w:tc>
           <w:tcPr>
-            <w:tcW w:type="dxa" w:w="1944"/>
+            <w:tcW w:w="1944" w:type="dxa"/>
             <w:tcMar>
               <w:top w:w="60" w:type="dxa"/>
               <w:bottom w:w="60" w:type="dxa"/>
@@ -361,7 +361,7 @@
         </w:tc>
         <w:tc>
           <w:tcPr>
-            <w:tcW w:type="dxa" w:w="4320"/>
+            <w:tcW w:w="4320" w:type="dxa"/>
             <w:tcMar>
               <w:top w:w="60" w:type="dxa"/>
               <w:bottom w:w="60" w:type="dxa"/>
@@ -388,7 +388,7 @@
         </w:tc>
         <w:tc>
           <w:tcPr>
-            <w:tcW w:type="dxa" w:w="1944"/>
+            <w:tcW w:w="1944" w:type="dxa"/>
             <w:tcMar>
               <w:top w:w="60" w:type="dxa"/>
               <w:bottom w:w="60" w:type="dxa"/>
@@ -416,7 +416,7 @@
         </w:tc>
         <w:tc>
           <w:tcPr>
-            <w:tcW w:type="dxa" w:w="2088"/>
+            <w:tcW w:w="2088" w:type="dxa"/>
             <w:tcMar>
               <w:top w:w="60" w:type="dxa"/>
               <w:bottom w:w="60" w:type="dxa"/>
@@ -445,7 +445,7 @@
       <w:tr>
         <w:tc>
           <w:tcPr>
-            <w:tcW w:type="dxa" w:w="1944"/>
+            <w:tcW w:w="1944" w:type="dxa"/>
             <w:tcMar>
               <w:top w:w="60" w:type="dxa"/>
               <w:bottom w:w="60" w:type="dxa"/>
@@ -473,7 +473,7 @@
         </w:tc>
         <w:tc>
           <w:tcPr>
-            <w:tcW w:type="dxa" w:w="4320"/>
+            <w:tcW w:w="4320" w:type="dxa"/>
             <w:tcMar>
               <w:top w:w="60" w:type="dxa"/>
               <w:bottom w:w="60" w:type="dxa"/>
@@ -500,7 +500,7 @@
         </w:tc>
         <w:tc>
           <w:tcPr>
-            <w:tcW w:type="dxa" w:w="1944"/>
+            <w:tcW w:w="1944" w:type="dxa"/>
             <w:tcMar>
               <w:top w:w="60" w:type="dxa"/>
               <w:bottom w:w="60" w:type="dxa"/>
@@ -528,7 +528,7 @@
         </w:tc>
         <w:tc>
           <w:tcPr>
-            <w:tcW w:type="dxa" w:w="2088"/>
+            <w:tcW w:w="2088" w:type="dxa"/>
             <w:tcMar>
               <w:top w:w="60" w:type="dxa"/>
               <w:bottom w:w="60" w:type="dxa"/>
@@ -579,7 +579,6 @@
     </w:p>
     <w:tbl>
       <w:tblPr>
-        <w:tblW w:type="auto" w:w="0"/>
         <w:jc w:val="center"/>
         <w:tblLook w:firstColumn="1" w:firstRow="1" w:lastColumn="0" w:lastRow="0" w:noHBand="0" w:noVBand="1" w:val="04A0"/>
         <w:tblBorders>
@@ -591,14 +590,15 @@
           <w:insideV w:val="none" w:sz="0" w:space="0" w:color="auto"/>
         </w:tblBorders>
         <w:tblLayout w:type="fixed"/>
+        <w:tblW w:w="10296" w:type="dxa"/>
       </w:tblPr>
       <w:tblGrid>
-        <w:gridCol w:w="10368"/>
+        <w:gridCol w:w="10296"/>
       </w:tblGrid>
       <w:tr>
         <w:tc>
           <w:tcPr>
-            <w:tcW w:type="dxa" w:w="10296"/>
+            <w:tcW w:w="10296" w:type="dxa"/>
             <w:shd w:val="clear" w:color="auto" w:fill="EAF1FB"/>
             <w:tcBorders>
               <w:left w:val="single" w:sz="24" w:space="0" w:color="2E6FD6"/>
@@ -728,7 +728,6 @@
     </w:p>
     <w:tbl>
       <w:tblPr>
-        <w:tblW w:type="auto" w:w="0"/>
         <w:jc w:val="center"/>
         <w:tblLook w:firstColumn="1" w:firstRow="1" w:lastColumn="0" w:lastRow="0" w:noHBand="0" w:noVBand="1" w:val="04A0"/>
         <w:tblLayout w:type="fixed"/>
@@ -740,15 +739,16 @@
           <w:insideH w:val="single" w:sz="4" w:space="0" w:color="C9D0E0"/>
           <w:insideV w:val="single" w:sz="4" w:space="0" w:color="C9D0E0"/>
         </w:tblBorders>
+        <w:tblW w:w="10296" w:type="dxa"/>
       </w:tblPr>
       <w:tblGrid>
-        <w:gridCol w:w="5184"/>
-        <w:gridCol w:w="5184"/>
+        <w:gridCol w:w="3312"/>
+        <w:gridCol w:w="6984"/>
       </w:tblGrid>
       <w:tr>
         <w:tc>
           <w:tcPr>
-            <w:tcW w:type="dxa" w:w="3312"/>
+            <w:tcW w:w="3312" w:type="dxa"/>
             <w:shd w:val="clear" w:color="auto" w:fill="E8ECF6"/>
             <w:tcMar>
               <w:top w:w="50" w:type="dxa"/>
@@ -776,7 +776,7 @@
         </w:tc>
         <w:tc>
           <w:tcPr>
-            <w:tcW w:type="dxa" w:w="6984"/>
+            <w:tcW w:w="6984" w:type="dxa"/>
             <w:shd w:val="clear" w:color="auto" w:fill="FFFFFF"/>
             <w:tcMar>
               <w:top w:w="50" w:type="dxa"/>
@@ -805,7 +805,7 @@
       <w:tr>
         <w:tc>
           <w:tcPr>
-            <w:tcW w:type="dxa" w:w="3312"/>
+            <w:tcW w:w="3312" w:type="dxa"/>
             <w:shd w:val="clear" w:color="auto" w:fill="F2F5FB"/>
             <w:tcMar>
               <w:top w:w="50" w:type="dxa"/>
@@ -833,7 +833,7 @@
         </w:tc>
         <w:tc>
           <w:tcPr>
-            <w:tcW w:type="dxa" w:w="6984"/>
+            <w:tcW w:w="6984" w:type="dxa"/>
             <w:shd w:val="clear" w:color="auto" w:fill="FAFBFE"/>
             <w:tcMar>
               <w:top w:w="50" w:type="dxa"/>
@@ -862,7 +862,7 @@
       <w:tr>
         <w:tc>
           <w:tcPr>
-            <w:tcW w:type="dxa" w:w="3312"/>
+            <w:tcW w:w="3312" w:type="dxa"/>
             <w:shd w:val="clear" w:color="auto" w:fill="E8ECF6"/>
             <w:tcMar>
               <w:top w:w="50" w:type="dxa"/>
@@ -890,7 +890,7 @@
         </w:tc>
         <w:tc>
           <w:tcPr>
-            <w:tcW w:type="dxa" w:w="6984"/>
+            <w:tcW w:w="6984" w:type="dxa"/>
             <w:shd w:val="clear" w:color="auto" w:fill="FFFFFF"/>
             <w:tcMar>
               <w:top w:w="50" w:type="dxa"/>
@@ -919,7 +919,7 @@
       <w:tr>
         <w:tc>
           <w:tcPr>
-            <w:tcW w:type="dxa" w:w="3312"/>
+            <w:tcW w:w="3312" w:type="dxa"/>
             <w:shd w:val="clear" w:color="auto" w:fill="F2F5FB"/>
             <w:tcMar>
               <w:top w:w="50" w:type="dxa"/>
@@ -947,7 +947,7 @@
         </w:tc>
         <w:tc>
           <w:tcPr>
-            <w:tcW w:type="dxa" w:w="6984"/>
+            <w:tcW w:w="6984" w:type="dxa"/>
             <w:shd w:val="clear" w:color="auto" w:fill="FAFBFE"/>
             <w:tcMar>
               <w:top w:w="50" w:type="dxa"/>
@@ -976,7 +976,7 @@
       <w:tr>
         <w:tc>
           <w:tcPr>
-            <w:tcW w:type="dxa" w:w="3312"/>
+            <w:tcW w:w="3312" w:type="dxa"/>
             <w:shd w:val="clear" w:color="auto" w:fill="E8ECF6"/>
             <w:tcMar>
               <w:top w:w="50" w:type="dxa"/>
@@ -1004,7 +1004,7 @@
         </w:tc>
         <w:tc>
           <w:tcPr>
-            <w:tcW w:type="dxa" w:w="6984"/>
+            <w:tcW w:w="6984" w:type="dxa"/>
             <w:shd w:val="clear" w:color="auto" w:fill="FFFFFF"/>
             <w:tcMar>
               <w:top w:w="50" w:type="dxa"/>
@@ -1033,7 +1033,7 @@
       <w:tr>
         <w:tc>
           <w:tcPr>
-            <w:tcW w:type="dxa" w:w="3312"/>
+            <w:tcW w:w="3312" w:type="dxa"/>
             <w:shd w:val="clear" w:color="auto" w:fill="F2F5FB"/>
             <w:tcMar>
               <w:top w:w="50" w:type="dxa"/>
@@ -1061,7 +1061,7 @@
         </w:tc>
         <w:tc>
           <w:tcPr>
-            <w:tcW w:type="dxa" w:w="6984"/>
+            <w:tcW w:w="6984" w:type="dxa"/>
             <w:shd w:val="clear" w:color="auto" w:fill="FAFBFE"/>
             <w:tcMar>
               <w:top w:w="50" w:type="dxa"/>
@@ -1090,7 +1090,7 @@
       <w:tr>
         <w:tc>
           <w:tcPr>
-            <w:tcW w:type="dxa" w:w="3312"/>
+            <w:tcW w:w="3312" w:type="dxa"/>
             <w:shd w:val="clear" w:color="auto" w:fill="E8ECF6"/>
             <w:tcMar>
               <w:top w:w="50" w:type="dxa"/>
@@ -1118,7 +1118,7 @@
         </w:tc>
         <w:tc>
           <w:tcPr>
-            <w:tcW w:type="dxa" w:w="6984"/>
+            <w:tcW w:w="6984" w:type="dxa"/>
             <w:shd w:val="clear" w:color="auto" w:fill="FFFFFF"/>
             <w:tcMar>
               <w:top w:w="50" w:type="dxa"/>
@@ -1147,7 +1147,7 @@
       <w:tr>
         <w:tc>
           <w:tcPr>
-            <w:tcW w:type="dxa" w:w="3312"/>
+            <w:tcW w:w="3312" w:type="dxa"/>
             <w:shd w:val="clear" w:color="auto" w:fill="F2F5FB"/>
             <w:tcMar>
               <w:top w:w="50" w:type="dxa"/>
@@ -1175,7 +1175,7 @@
         </w:tc>
         <w:tc>
           <w:tcPr>
-            <w:tcW w:type="dxa" w:w="6984"/>
+            <w:tcW w:w="6984" w:type="dxa"/>
             <w:shd w:val="clear" w:color="auto" w:fill="FAFBFE"/>
             <w:tcMar>
               <w:top w:w="50" w:type="dxa"/>
@@ -1226,7 +1226,6 @@
     </w:p>
     <w:tbl>
       <w:tblPr>
-        <w:tblW w:type="auto" w:w="0"/>
         <w:jc w:val="center"/>
         <w:tblLook w:firstColumn="1" w:firstRow="1" w:lastColumn="0" w:lastRow="0" w:noHBand="0" w:noVBand="1" w:val="04A0"/>
         <w:tblBorders>
@@ -1238,14 +1237,15 @@
           <w:insideV w:val="none" w:sz="0" w:space="0" w:color="auto"/>
         </w:tblBorders>
         <w:tblLayout w:type="fixed"/>
+        <w:tblW w:w="10296" w:type="dxa"/>
       </w:tblPr>
       <w:tblGrid>
-        <w:gridCol w:w="10368"/>
+        <w:gridCol w:w="10296"/>
       </w:tblGrid>
       <w:tr>
         <w:tc>
           <w:tcPr>
-            <w:tcW w:type="dxa" w:w="10296"/>
+            <w:tcW w:w="10296" w:type="dxa"/>
             <w:shd w:val="clear" w:color="auto" w:fill="ECF7EE"/>
             <w:tcBorders>
               <w:left w:val="single" w:sz="24" w:space="0" w:color="2E9E4F"/>
@@ -1404,7 +1404,6 @@
     </w:p>
     <w:tbl>
       <w:tblPr>
-        <w:tblW w:type="auto" w:w="0"/>
         <w:jc w:val="center"/>
         <w:tblLook w:firstColumn="1" w:firstRow="1" w:lastColumn="0" w:lastRow="0" w:noHBand="0" w:noVBand="1" w:val="04A0"/>
         <w:tblLayout w:type="fixed"/>
@@ -1416,15 +1415,16 @@
           <w:insideH w:val="single" w:sz="4" w:space="0" w:color="C9D0E0"/>
           <w:insideV w:val="single" w:sz="4" w:space="0" w:color="C9D0E0"/>
         </w:tblBorders>
+        <w:tblW w:w="10296" w:type="dxa"/>
       </w:tblPr>
       <w:tblGrid>
-        <w:gridCol w:w="5184"/>
-        <w:gridCol w:w="5184"/>
+        <w:gridCol w:w="3312"/>
+        <w:gridCol w:w="6984"/>
       </w:tblGrid>
       <w:tr>
         <w:tc>
           <w:tcPr>
-            <w:tcW w:type="dxa" w:w="3312"/>
+            <w:tcW w:w="3312" w:type="dxa"/>
             <w:shd w:val="clear" w:color="auto" w:fill="E8ECF6"/>
             <w:tcMar>
               <w:top w:w="50" w:type="dxa"/>
@@ -1452,7 +1452,7 @@
         </w:tc>
         <w:tc>
           <w:tcPr>
-            <w:tcW w:type="dxa" w:w="6984"/>
+            <w:tcW w:w="6984" w:type="dxa"/>
             <w:shd w:val="clear" w:color="auto" w:fill="FFFFFF"/>
             <w:tcMar>
               <w:top w:w="50" w:type="dxa"/>
@@ -1481,7 +1481,7 @@
       <w:tr>
         <w:tc>
           <w:tcPr>
-            <w:tcW w:type="dxa" w:w="3312"/>
+            <w:tcW w:w="3312" w:type="dxa"/>
             <w:shd w:val="clear" w:color="auto" w:fill="F2F5FB"/>
             <w:tcMar>
               <w:top w:w="50" w:type="dxa"/>
@@ -1509,7 +1509,7 @@
         </w:tc>
         <w:tc>
           <w:tcPr>
-            <w:tcW w:type="dxa" w:w="6984"/>
+            <w:tcW w:w="6984" w:type="dxa"/>
             <w:shd w:val="clear" w:color="auto" w:fill="FAFBFE"/>
             <w:tcMar>
               <w:top w:w="50" w:type="dxa"/>
@@ -1538,7 +1538,7 @@
       <w:tr>
         <w:tc>
           <w:tcPr>
-            <w:tcW w:type="dxa" w:w="3312"/>
+            <w:tcW w:w="3312" w:type="dxa"/>
             <w:shd w:val="clear" w:color="auto" w:fill="E8ECF6"/>
             <w:tcMar>
               <w:top w:w="50" w:type="dxa"/>
@@ -1566,7 +1566,7 @@
         </w:tc>
         <w:tc>
           <w:tcPr>
-            <w:tcW w:type="dxa" w:w="6984"/>
+            <w:tcW w:w="6984" w:type="dxa"/>
             <w:shd w:val="clear" w:color="auto" w:fill="FFFFFF"/>
             <w:tcMar>
               <w:top w:w="50" w:type="dxa"/>
@@ -1594,7 +1594,7 @@
       <w:tr>
         <w:tc>
           <w:tcPr>
-            <w:tcW w:type="dxa" w:w="3312"/>
+            <w:tcW w:w="3312" w:type="dxa"/>
             <w:shd w:val="clear" w:color="auto" w:fill="F2F5FB"/>
             <w:tcMar>
               <w:top w:w="50" w:type="dxa"/>
@@ -1622,7 +1622,7 @@
         </w:tc>
         <w:tc>
           <w:tcPr>
-            <w:tcW w:type="dxa" w:w="6984"/>
+            <w:tcW w:w="6984" w:type="dxa"/>
             <w:shd w:val="clear" w:color="auto" w:fill="FAFBFE"/>
             <w:tcMar>
               <w:top w:w="50" w:type="dxa"/>
@@ -1650,7 +1650,7 @@
       <w:tr>
         <w:tc>
           <w:tcPr>
-            <w:tcW w:type="dxa" w:w="3312"/>
+            <w:tcW w:w="3312" w:type="dxa"/>
             <w:shd w:val="clear" w:color="auto" w:fill="E8ECF6"/>
             <w:tcMar>
               <w:top w:w="50" w:type="dxa"/>
@@ -1678,7 +1678,7 @@
         </w:tc>
         <w:tc>
           <w:tcPr>
-            <w:tcW w:type="dxa" w:w="6984"/>
+            <w:tcW w:w="6984" w:type="dxa"/>
             <w:shd w:val="clear" w:color="auto" w:fill="FFFFFF"/>
             <w:tcMar>
               <w:top w:w="50" w:type="dxa"/>
@@ -1707,7 +1707,7 @@
       <w:tr>
         <w:tc>
           <w:tcPr>
-            <w:tcW w:type="dxa" w:w="3312"/>
+            <w:tcW w:w="3312" w:type="dxa"/>
             <w:shd w:val="clear" w:color="auto" w:fill="F2F5FB"/>
             <w:tcMar>
               <w:top w:w="50" w:type="dxa"/>
@@ -1735,7 +1735,7 @@
         </w:tc>
         <w:tc>
           <w:tcPr>
-            <w:tcW w:type="dxa" w:w="6984"/>
+            <w:tcW w:w="6984" w:type="dxa"/>
             <w:shd w:val="clear" w:color="auto" w:fill="FAFBFE"/>
             <w:tcMar>
               <w:top w:w="50" w:type="dxa"/>
@@ -1764,7 +1764,7 @@
       <w:tr>
         <w:tc>
           <w:tcPr>
-            <w:tcW w:type="dxa" w:w="3312"/>
+            <w:tcW w:w="3312" w:type="dxa"/>
             <w:shd w:val="clear" w:color="auto" w:fill="E8ECF6"/>
             <w:tcMar>
               <w:top w:w="50" w:type="dxa"/>
@@ -1792,7 +1792,7 @@
         </w:tc>
         <w:tc>
           <w:tcPr>
-            <w:tcW w:type="dxa" w:w="6984"/>
+            <w:tcW w:w="6984" w:type="dxa"/>
             <w:shd w:val="clear" w:color="auto" w:fill="FFFFFF"/>
             <w:tcMar>
               <w:top w:w="50" w:type="dxa"/>
@@ -1843,7 +1843,6 @@
     </w:p>
     <w:tbl>
       <w:tblPr>
-        <w:tblW w:type="auto" w:w="0"/>
         <w:jc w:val="center"/>
         <w:tblLook w:firstColumn="1" w:firstRow="1" w:lastColumn="0" w:lastRow="0" w:noHBand="0" w:noVBand="1" w:val="04A0"/>
         <w:tblBorders>
@@ -1855,14 +1854,15 @@
           <w:insideV w:val="none" w:sz="0" w:space="0" w:color="auto"/>
         </w:tblBorders>
         <w:tblLayout w:type="fixed"/>
+        <w:tblW w:w="10296" w:type="dxa"/>
       </w:tblPr>
       <w:tblGrid>
-        <w:gridCol w:w="10368"/>
+        <w:gridCol w:w="10296"/>
       </w:tblGrid>
       <w:tr>
         <w:tc>
           <w:tcPr>
-            <w:tcW w:type="dxa" w:w="10296"/>
+            <w:tcW w:w="10296" w:type="dxa"/>
             <w:shd w:val="clear" w:color="auto" w:fill="FDF3E7"/>
             <w:tcBorders>
               <w:left w:val="single" w:sz="24" w:space="0" w:color="D9822B"/>
@@ -2023,7 +2023,6 @@
     </w:p>
     <w:tbl>
       <w:tblPr>
-        <w:tblW w:type="auto" w:w="0"/>
         <w:jc w:val="center"/>
         <w:tblLook w:firstColumn="1" w:firstRow="1" w:lastColumn="0" w:lastRow="0" w:noHBand="0" w:noVBand="1" w:val="04A0"/>
         <w:tblBorders>
@@ -2035,14 +2034,15 @@
           <w:insideV w:val="none" w:sz="0" w:space="0" w:color="auto"/>
         </w:tblBorders>
         <w:tblLayout w:type="fixed"/>
+        <w:tblW w:w="10296" w:type="dxa"/>
       </w:tblPr>
       <w:tblGrid>
-        <w:gridCol w:w="10368"/>
+        <w:gridCol w:w="10296"/>
       </w:tblGrid>
       <w:tr>
         <w:tc>
           <w:tcPr>
-            <w:tcW w:type="dxa" w:w="10296"/>
+            <w:tcW w:w="10296" w:type="dxa"/>
             <w:shd w:val="clear" w:color="auto" w:fill="EDF0F7"/>
             <w:tcBorders>
               <w:left w:val="single" w:sz="30" w:space="0" w:color="1F2A56"/>
@@ -2152,7 +2152,6 @@
     </w:p>
     <w:tbl>
       <w:tblPr>
-        <w:tblW w:type="auto" w:w="0"/>
         <w:jc w:val="center"/>
         <w:tblLook w:firstColumn="1" w:firstRow="1" w:lastColumn="0" w:lastRow="0" w:noHBand="0" w:noVBand="1" w:val="04A0"/>
         <w:tblLayout w:type="fixed"/>
@@ -2164,12 +2163,13 @@
           <w:insideH w:val="single" w:sz="4" w:space="0" w:color="C9D0E0"/>
           <w:insideV w:val="single" w:sz="4" w:space="0" w:color="C9D0E0"/>
         </w:tblBorders>
+        <w:tblW w:w="10296" w:type="dxa"/>
       </w:tblPr>
       <w:tblGrid>
-        <w:gridCol w:w="2592"/>
-        <w:gridCol w:w="2592"/>
-        <w:gridCol w:w="2592"/>
-        <w:gridCol w:w="2592"/>
+        <w:gridCol w:w="605"/>
+        <w:gridCol w:w="3384"/>
+        <w:gridCol w:w="3096"/>
+        <w:gridCol w:w="3211"/>
       </w:tblGrid>
       <w:tr>
         <w:trPr>
@@ -2177,7 +2177,7 @@
         </w:trPr>
         <w:tc>
           <w:tcPr>
-            <w:tcW w:type="dxa" w:w="605"/>
+            <w:tcW w:w="605" w:type="dxa"/>
             <w:shd w:val="clear" w:color="auto" w:fill="1F2A56"/>
             <w:tcMar>
               <w:top w:w="60" w:type="dxa"/>
@@ -2206,7 +2206,7 @@
         </w:tc>
         <w:tc>
           <w:tcPr>
-            <w:tcW w:type="dxa" w:w="3384"/>
+            <w:tcW w:w="3384" w:type="dxa"/>
             <w:shd w:val="clear" w:color="auto" w:fill="1F2A56"/>
             <w:tcMar>
               <w:top w:w="60" w:type="dxa"/>
@@ -2235,7 +2235,7 @@
         </w:tc>
         <w:tc>
           <w:tcPr>
-            <w:tcW w:type="dxa" w:w="3096"/>
+            <w:tcW w:w="3096" w:type="dxa"/>
             <w:shd w:val="clear" w:color="auto" w:fill="1F2A56"/>
             <w:tcMar>
               <w:top w:w="60" w:type="dxa"/>
@@ -2264,7 +2264,7 @@
         </w:tc>
         <w:tc>
           <w:tcPr>
-            <w:tcW w:type="dxa" w:w="3211"/>
+            <w:tcW w:w="3211" w:type="dxa"/>
             <w:shd w:val="clear" w:color="auto" w:fill="1F2A56"/>
             <w:tcMar>
               <w:top w:w="60" w:type="dxa"/>
@@ -2295,7 +2295,7 @@
       <w:tr>
         <w:tc>
           <w:tcPr>
-            <w:tcW w:type="dxa" w:w="2592"/>
+            <w:tcW w:type="dxa" w:w="605"/>
             <w:shd w:val="clear" w:color="auto" w:fill="EEF1F8"/>
             <w:tcMar>
               <w:top w:w="55" w:type="dxa"/>
@@ -2324,7 +2324,7 @@
         </w:tc>
         <w:tc>
           <w:tcPr>
-            <w:tcW w:type="dxa" w:w="2592"/>
+            <w:tcW w:type="dxa" w:w="3384"/>
             <w:shd w:val="clear" w:color="auto" w:fill="EEF1F8"/>
             <w:tcMar>
               <w:top w:w="55" w:type="dxa"/>
@@ -2350,7 +2350,7 @@
         </w:tc>
         <w:tc>
           <w:tcPr>
-            <w:tcW w:type="dxa" w:w="2592"/>
+            <w:tcW w:type="dxa" w:w="3096"/>
             <w:shd w:val="clear" w:color="auto" w:fill="EEF1F8"/>
             <w:tcMar>
               <w:top w:w="55" w:type="dxa"/>
@@ -2378,7 +2378,7 @@
         </w:tc>
         <w:tc>
           <w:tcPr>
-            <w:tcW w:type="dxa" w:w="2592"/>
+            <w:tcW w:type="dxa" w:w="3211"/>
             <w:shd w:val="clear" w:color="auto" w:fill="EEF1F8"/>
             <w:tcMar>
               <w:top w:w="55" w:type="dxa"/>
@@ -2407,7 +2407,7 @@
       <w:tr>
         <w:tc>
           <w:tcPr>
-            <w:tcW w:type="dxa" w:w="2592"/>
+            <w:tcW w:type="dxa" w:w="605"/>
             <w:shd w:val="clear" w:color="auto" w:fill="FFFFFF"/>
             <w:tcMar>
               <w:top w:w="55" w:type="dxa"/>
@@ -2436,7 +2436,7 @@
         </w:tc>
         <w:tc>
           <w:tcPr>
-            <w:tcW w:type="dxa" w:w="2592"/>
+            <w:tcW w:type="dxa" w:w="3384"/>
             <w:shd w:val="clear" w:color="auto" w:fill="FFFFFF"/>
             <w:tcMar>
               <w:top w:w="55" w:type="dxa"/>
@@ -2462,7 +2462,7 @@
         </w:tc>
         <w:tc>
           <w:tcPr>
-            <w:tcW w:type="dxa" w:w="2592"/>
+            <w:tcW w:type="dxa" w:w="3096"/>
             <w:shd w:val="clear" w:color="auto" w:fill="FFFFFF"/>
             <w:tcMar>
               <w:top w:w="55" w:type="dxa"/>
@@ -2490,7 +2490,7 @@
         </w:tc>
         <w:tc>
           <w:tcPr>
-            <w:tcW w:type="dxa" w:w="2592"/>
+            <w:tcW w:type="dxa" w:w="3211"/>
             <w:shd w:val="clear" w:color="auto" w:fill="FFFFFF"/>
             <w:tcMar>
               <w:top w:w="55" w:type="dxa"/>
@@ -2519,7 +2519,7 @@
       <w:tr>
         <w:tc>
           <w:tcPr>
-            <w:tcW w:type="dxa" w:w="2592"/>
+            <w:tcW w:type="dxa" w:w="605"/>
             <w:shd w:val="clear" w:color="auto" w:fill="EEF1F8"/>
             <w:tcMar>
               <w:top w:w="55" w:type="dxa"/>
@@ -2548,7 +2548,7 @@
         </w:tc>
         <w:tc>
           <w:tcPr>
-            <w:tcW w:type="dxa" w:w="2592"/>
+            <w:tcW w:type="dxa" w:w="3384"/>
             <w:shd w:val="clear" w:color="auto" w:fill="EEF1F8"/>
             <w:tcMar>
               <w:top w:w="55" w:type="dxa"/>
@@ -2574,7 +2574,7 @@
         </w:tc>
         <w:tc>
           <w:tcPr>
-            <w:tcW w:type="dxa" w:w="2592"/>
+            <w:tcW w:type="dxa" w:w="3096"/>
             <w:shd w:val="clear" w:color="auto" w:fill="EEF1F8"/>
             <w:tcMar>
               <w:top w:w="55" w:type="dxa"/>
@@ -2602,7 +2602,7 @@
         </w:tc>
         <w:tc>
           <w:tcPr>
-            <w:tcW w:type="dxa" w:w="2592"/>
+            <w:tcW w:type="dxa" w:w="3211"/>
             <w:shd w:val="clear" w:color="auto" w:fill="EEF1F8"/>
             <w:tcMar>
               <w:top w:w="55" w:type="dxa"/>
@@ -2631,7 +2631,7 @@
       <w:tr>
         <w:tc>
           <w:tcPr>
-            <w:tcW w:type="dxa" w:w="2592"/>
+            <w:tcW w:type="dxa" w:w="605"/>
             <w:shd w:val="clear" w:color="auto" w:fill="FFFFFF"/>
             <w:tcMar>
               <w:top w:w="55" w:type="dxa"/>
@@ -2660,7 +2660,7 @@
         </w:tc>
         <w:tc>
           <w:tcPr>
-            <w:tcW w:type="dxa" w:w="2592"/>
+            <w:tcW w:type="dxa" w:w="3384"/>
             <w:shd w:val="clear" w:color="auto" w:fill="FFFFFF"/>
             <w:tcMar>
               <w:top w:w="55" w:type="dxa"/>
@@ -2686,7 +2686,7 @@
         </w:tc>
         <w:tc>
           <w:tcPr>
-            <w:tcW w:type="dxa" w:w="2592"/>
+            <w:tcW w:type="dxa" w:w="3096"/>
             <w:shd w:val="clear" w:color="auto" w:fill="FFFFFF"/>
             <w:tcMar>
               <w:top w:w="55" w:type="dxa"/>
@@ -2714,7 +2714,7 @@
         </w:tc>
         <w:tc>
           <w:tcPr>
-            <w:tcW w:type="dxa" w:w="2592"/>
+            <w:tcW w:type="dxa" w:w="3211"/>
             <w:shd w:val="clear" w:color="auto" w:fill="FFFFFF"/>
             <w:tcMar>
               <w:top w:w="55" w:type="dxa"/>
@@ -2748,7 +2748,6 @@
     </w:p>
     <w:tbl>
       <w:tblPr>
-        <w:tblW w:type="auto" w:w="0"/>
         <w:jc w:val="center"/>
         <w:tblLook w:firstColumn="1" w:firstRow="1" w:lastColumn="0" w:lastRow="0" w:noHBand="0" w:noVBand="1" w:val="04A0"/>
         <w:tblBorders>
@@ -2760,14 +2759,15 @@
           <w:insideV w:val="none" w:sz="0" w:space="0" w:color="auto"/>
         </w:tblBorders>
         <w:tblLayout w:type="fixed"/>
+        <w:tblW w:w="10296" w:type="dxa"/>
       </w:tblPr>
       <w:tblGrid>
-        <w:gridCol w:w="10368"/>
+        <w:gridCol w:w="10296"/>
       </w:tblGrid>
       <w:tr>
         <w:tc>
           <w:tcPr>
-            <w:tcW w:type="dxa" w:w="10296"/>
+            <w:tcW w:w="10296" w:type="dxa"/>
             <w:shd w:val="clear" w:color="auto" w:fill="EDF0F7"/>
             <w:tcBorders>
               <w:left w:val="single" w:sz="30" w:space="0" w:color="1F2A56"/>
@@ -2877,7 +2877,6 @@
     </w:p>
     <w:tbl>
       <w:tblPr>
-        <w:tblW w:type="auto" w:w="0"/>
         <w:jc w:val="center"/>
         <w:tblLook w:firstColumn="1" w:firstRow="1" w:lastColumn="0" w:lastRow="0" w:noHBand="0" w:noVBand="1" w:val="04A0"/>
         <w:tblLayout w:type="fixed"/>
@@ -2889,12 +2888,13 @@
           <w:insideH w:val="single" w:sz="4" w:space="0" w:color="C9D0E0"/>
           <w:insideV w:val="single" w:sz="4" w:space="0" w:color="C9D0E0"/>
         </w:tblBorders>
+        <w:tblW w:w="10296" w:type="dxa"/>
       </w:tblPr>
       <w:tblGrid>
-        <w:gridCol w:w="2592"/>
-        <w:gridCol w:w="2592"/>
-        <w:gridCol w:w="2592"/>
-        <w:gridCol w:w="2592"/>
+        <w:gridCol w:w="605"/>
+        <w:gridCol w:w="3384"/>
+        <w:gridCol w:w="3096"/>
+        <w:gridCol w:w="3211"/>
       </w:tblGrid>
       <w:tr>
         <w:trPr>
@@ -2902,7 +2902,7 @@
         </w:trPr>
         <w:tc>
           <w:tcPr>
-            <w:tcW w:type="dxa" w:w="605"/>
+            <w:tcW w:w="605" w:type="dxa"/>
             <w:shd w:val="clear" w:color="auto" w:fill="1F2A56"/>
             <w:tcMar>
               <w:top w:w="60" w:type="dxa"/>
@@ -2931,7 +2931,7 @@
         </w:tc>
         <w:tc>
           <w:tcPr>
-            <w:tcW w:type="dxa" w:w="3384"/>
+            <w:tcW w:w="3384" w:type="dxa"/>
             <w:shd w:val="clear" w:color="auto" w:fill="1F2A56"/>
             <w:tcMar>
               <w:top w:w="60" w:type="dxa"/>
@@ -2960,7 +2960,7 @@
         </w:tc>
         <w:tc>
           <w:tcPr>
-            <w:tcW w:type="dxa" w:w="3096"/>
+            <w:tcW w:w="3096" w:type="dxa"/>
             <w:shd w:val="clear" w:color="auto" w:fill="1F2A56"/>
             <w:tcMar>
               <w:top w:w="60" w:type="dxa"/>
@@ -2989,7 +2989,7 @@
         </w:tc>
         <w:tc>
           <w:tcPr>
-            <w:tcW w:type="dxa" w:w="3211"/>
+            <w:tcW w:w="3211" w:type="dxa"/>
             <w:shd w:val="clear" w:color="auto" w:fill="1F2A56"/>
             <w:tcMar>
               <w:top w:w="60" w:type="dxa"/>
@@ -3020,7 +3020,7 @@
       <w:tr>
         <w:tc>
           <w:tcPr>
-            <w:tcW w:type="dxa" w:w="2592"/>
+            <w:tcW w:type="dxa" w:w="605"/>
             <w:shd w:val="clear" w:color="auto" w:fill="EEF1F8"/>
             <w:tcMar>
               <w:top w:w="55" w:type="dxa"/>
@@ -3049,7 +3049,7 @@
         </w:tc>
         <w:tc>
           <w:tcPr>
-            <w:tcW w:type="dxa" w:w="2592"/>
+            <w:tcW w:type="dxa" w:w="3384"/>
             <w:shd w:val="clear" w:color="auto" w:fill="EEF1F8"/>
             <w:tcMar>
               <w:top w:w="55" w:type="dxa"/>
@@ -3075,7 +3075,7 @@
         </w:tc>
         <w:tc>
           <w:tcPr>
-            <w:tcW w:type="dxa" w:w="2592"/>
+            <w:tcW w:type="dxa" w:w="3096"/>
             <w:shd w:val="clear" w:color="auto" w:fill="EEF1F8"/>
             <w:tcMar>
               <w:top w:w="55" w:type="dxa"/>
@@ -3103,7 +3103,7 @@
         </w:tc>
         <w:tc>
           <w:tcPr>
-            <w:tcW w:type="dxa" w:w="2592"/>
+            <w:tcW w:type="dxa" w:w="3211"/>
             <w:shd w:val="clear" w:color="auto" w:fill="EEF1F8"/>
             <w:tcMar>
               <w:top w:w="55" w:type="dxa"/>
@@ -3132,7 +3132,7 @@
       <w:tr>
         <w:tc>
           <w:tcPr>
-            <w:tcW w:type="dxa" w:w="2592"/>
+            <w:tcW w:type="dxa" w:w="605"/>
             <w:shd w:val="clear" w:color="auto" w:fill="FFFFFF"/>
             <w:tcMar>
               <w:top w:w="55" w:type="dxa"/>
@@ -3161,7 +3161,7 @@
         </w:tc>
         <w:tc>
           <w:tcPr>
-            <w:tcW w:type="dxa" w:w="2592"/>
+            <w:tcW w:type="dxa" w:w="3384"/>
             <w:shd w:val="clear" w:color="auto" w:fill="FFFFFF"/>
             <w:tcMar>
               <w:top w:w="55" w:type="dxa"/>
@@ -3187,7 +3187,7 @@
         </w:tc>
         <w:tc>
           <w:tcPr>
-            <w:tcW w:type="dxa" w:w="2592"/>
+            <w:tcW w:type="dxa" w:w="3096"/>
             <w:shd w:val="clear" w:color="auto" w:fill="FFFFFF"/>
             <w:tcMar>
               <w:top w:w="55" w:type="dxa"/>
@@ -3215,7 +3215,7 @@
         </w:tc>
         <w:tc>
           <w:tcPr>
-            <w:tcW w:type="dxa" w:w="2592"/>
+            <w:tcW w:type="dxa" w:w="3211"/>
             <w:shd w:val="clear" w:color="auto" w:fill="FFFFFF"/>
             <w:tcMar>
               <w:top w:w="55" w:type="dxa"/>
@@ -3244,7 +3244,7 @@
       <w:tr>
         <w:tc>
           <w:tcPr>
-            <w:tcW w:type="dxa" w:w="2592"/>
+            <w:tcW w:type="dxa" w:w="605"/>
             <w:shd w:val="clear" w:color="auto" w:fill="EEF1F8"/>
             <w:tcMar>
               <w:top w:w="55" w:type="dxa"/>
@@ -3273,7 +3273,7 @@
         </w:tc>
         <w:tc>
           <w:tcPr>
-            <w:tcW w:type="dxa" w:w="2592"/>
+            <w:tcW w:type="dxa" w:w="3384"/>
             <w:shd w:val="clear" w:color="auto" w:fill="EEF1F8"/>
             <w:tcMar>
               <w:top w:w="55" w:type="dxa"/>
@@ -3299,7 +3299,7 @@
         </w:tc>
         <w:tc>
           <w:tcPr>
-            <w:tcW w:type="dxa" w:w="2592"/>
+            <w:tcW w:type="dxa" w:w="3096"/>
             <w:shd w:val="clear" w:color="auto" w:fill="EEF1F8"/>
             <w:tcMar>
               <w:top w:w="55" w:type="dxa"/>
@@ -3327,7 +3327,7 @@
         </w:tc>
         <w:tc>
           <w:tcPr>
-            <w:tcW w:type="dxa" w:w="2592"/>
+            <w:tcW w:type="dxa" w:w="3211"/>
             <w:shd w:val="clear" w:color="auto" w:fill="EEF1F8"/>
             <w:tcMar>
               <w:top w:w="55" w:type="dxa"/>
@@ -3361,7 +3361,6 @@
     </w:p>
     <w:tbl>
       <w:tblPr>
-        <w:tblW w:type="auto" w:w="0"/>
         <w:jc w:val="center"/>
         <w:tblLook w:firstColumn="1" w:firstRow="1" w:lastColumn="0" w:lastRow="0" w:noHBand="0" w:noVBand="1" w:val="04A0"/>
         <w:tblBorders>
@@ -3373,14 +3372,15 @@
           <w:insideV w:val="none" w:sz="0" w:space="0" w:color="auto"/>
         </w:tblBorders>
         <w:tblLayout w:type="fixed"/>
+        <w:tblW w:w="10296" w:type="dxa"/>
       </w:tblPr>
       <w:tblGrid>
-        <w:gridCol w:w="10368"/>
+        <w:gridCol w:w="10296"/>
       </w:tblGrid>
       <w:tr>
         <w:tc>
           <w:tcPr>
-            <w:tcW w:type="dxa" w:w="10296"/>
+            <w:tcW w:w="10296" w:type="dxa"/>
             <w:shd w:val="clear" w:color="auto" w:fill="EDF0F7"/>
             <w:tcBorders>
               <w:left w:val="single" w:sz="30" w:space="0" w:color="1F2A56"/>
@@ -3470,7 +3470,6 @@
     </w:tbl>
     <w:tbl>
       <w:tblPr>
-        <w:tblW w:type="auto" w:w="0"/>
         <w:jc w:val="center"/>
         <w:tblLook w:firstColumn="1" w:firstRow="1" w:lastColumn="0" w:lastRow="0" w:noHBand="0" w:noVBand="1" w:val="04A0"/>
         <w:tblLayout w:type="fixed"/>
@@ -3482,12 +3481,13 @@
           <w:insideH w:val="single" w:sz="4" w:space="0" w:color="C9D0E0"/>
           <w:insideV w:val="single" w:sz="4" w:space="0" w:color="C9D0E0"/>
         </w:tblBorders>
+        <w:tblW w:w="10296" w:type="dxa"/>
       </w:tblPr>
       <w:tblGrid>
-        <w:gridCol w:w="2592"/>
-        <w:gridCol w:w="2592"/>
-        <w:gridCol w:w="2592"/>
-        <w:gridCol w:w="2592"/>
+        <w:gridCol w:w="605"/>
+        <w:gridCol w:w="3384"/>
+        <w:gridCol w:w="3096"/>
+        <w:gridCol w:w="3211"/>
       </w:tblGrid>
       <w:tr>
         <w:trPr>
@@ -3495,7 +3495,7 @@
         </w:trPr>
         <w:tc>
           <w:tcPr>
-            <w:tcW w:type="dxa" w:w="605"/>
+            <w:tcW w:w="605" w:type="dxa"/>
             <w:shd w:val="clear" w:color="auto" w:fill="1F2A56"/>
             <w:tcMar>
               <w:top w:w="60" w:type="dxa"/>
@@ -3524,7 +3524,7 @@
         </w:tc>
         <w:tc>
           <w:tcPr>
-            <w:tcW w:type="dxa" w:w="3384"/>
+            <w:tcW w:w="3384" w:type="dxa"/>
             <w:shd w:val="clear" w:color="auto" w:fill="1F2A56"/>
             <w:tcMar>
               <w:top w:w="60" w:type="dxa"/>
@@ -3553,7 +3553,7 @@
         </w:tc>
         <w:tc>
           <w:tcPr>
-            <w:tcW w:type="dxa" w:w="3096"/>
+            <w:tcW w:w="3096" w:type="dxa"/>
             <w:shd w:val="clear" w:color="auto" w:fill="1F2A56"/>
             <w:tcMar>
               <w:top w:w="60" w:type="dxa"/>
@@ -3582,7 +3582,7 @@
         </w:tc>
         <w:tc>
           <w:tcPr>
-            <w:tcW w:type="dxa" w:w="3211"/>
+            <w:tcW w:w="3211" w:type="dxa"/>
             <w:shd w:val="clear" w:color="auto" w:fill="1F2A56"/>
             <w:tcMar>
               <w:top w:w="60" w:type="dxa"/>
@@ -3613,7 +3613,7 @@
       <w:tr>
         <w:tc>
           <w:tcPr>
-            <w:tcW w:type="dxa" w:w="2592"/>
+            <w:tcW w:type="dxa" w:w="605"/>
             <w:shd w:val="clear" w:color="auto" w:fill="EEF1F8"/>
             <w:tcMar>
               <w:top w:w="55" w:type="dxa"/>
@@ -3642,7 +3642,7 @@
         </w:tc>
         <w:tc>
           <w:tcPr>
-            <w:tcW w:type="dxa" w:w="2592"/>
+            <w:tcW w:type="dxa" w:w="3384"/>
             <w:shd w:val="clear" w:color="auto" w:fill="EEF1F8"/>
             <w:tcMar>
               <w:top w:w="55" w:type="dxa"/>
@@ -3668,7 +3668,7 @@
         </w:tc>
         <w:tc>
           <w:tcPr>
-            <w:tcW w:type="dxa" w:w="2592"/>
+            <w:tcW w:type="dxa" w:w="3096"/>
             <w:shd w:val="clear" w:color="auto" w:fill="EEF1F8"/>
             <w:tcMar>
               <w:top w:w="55" w:type="dxa"/>
@@ -3696,7 +3696,7 @@
         </w:tc>
         <w:tc>
           <w:tcPr>
-            <w:tcW w:type="dxa" w:w="2592"/>
+            <w:tcW w:type="dxa" w:w="3211"/>
             <w:shd w:val="clear" w:color="auto" w:fill="EEF1F8"/>
             <w:tcMar>
               <w:top w:w="55" w:type="dxa"/>
@@ -3725,7 +3725,7 @@
       <w:tr>
         <w:tc>
           <w:tcPr>
-            <w:tcW w:type="dxa" w:w="2592"/>
+            <w:tcW w:type="dxa" w:w="605"/>
             <w:shd w:val="clear" w:color="auto" w:fill="FFFFFF"/>
             <w:tcMar>
               <w:top w:w="55" w:type="dxa"/>
@@ -3754,7 +3754,7 @@
         </w:tc>
         <w:tc>
           <w:tcPr>
-            <w:tcW w:type="dxa" w:w="2592"/>
+            <w:tcW w:type="dxa" w:w="3384"/>
             <w:shd w:val="clear" w:color="auto" w:fill="FFFFFF"/>
             <w:tcMar>
               <w:top w:w="55" w:type="dxa"/>
@@ -3780,7 +3780,7 @@
         </w:tc>
         <w:tc>
           <w:tcPr>
-            <w:tcW w:type="dxa" w:w="2592"/>
+            <w:tcW w:type="dxa" w:w="3096"/>
             <w:shd w:val="clear" w:color="auto" w:fill="FFFFFF"/>
             <w:tcMar>
               <w:top w:w="55" w:type="dxa"/>
@@ -3808,7 +3808,7 @@
         </w:tc>
         <w:tc>
           <w:tcPr>
-            <w:tcW w:type="dxa" w:w="2592"/>
+            <w:tcW w:type="dxa" w:w="3211"/>
             <w:shd w:val="clear" w:color="auto" w:fill="FFFFFF"/>
             <w:tcMar>
               <w:top w:w="55" w:type="dxa"/>
@@ -3837,7 +3837,7 @@
       <w:tr>
         <w:tc>
           <w:tcPr>
-            <w:tcW w:type="dxa" w:w="2592"/>
+            <w:tcW w:type="dxa" w:w="605"/>
             <w:shd w:val="clear" w:color="auto" w:fill="EEF1F8"/>
             <w:tcMar>
               <w:top w:w="55" w:type="dxa"/>
@@ -3866,7 +3866,7 @@
         </w:tc>
         <w:tc>
           <w:tcPr>
-            <w:tcW w:type="dxa" w:w="2592"/>
+            <w:tcW w:type="dxa" w:w="3384"/>
             <w:shd w:val="clear" w:color="auto" w:fill="EEF1F8"/>
             <w:tcMar>
               <w:top w:w="55" w:type="dxa"/>
@@ -3892,7 +3892,7 @@
         </w:tc>
         <w:tc>
           <w:tcPr>
-            <w:tcW w:type="dxa" w:w="2592"/>
+            <w:tcW w:type="dxa" w:w="3096"/>
             <w:shd w:val="clear" w:color="auto" w:fill="EEF1F8"/>
             <w:tcMar>
               <w:top w:w="55" w:type="dxa"/>
@@ -3920,7 +3920,7 @@
         </w:tc>
         <w:tc>
           <w:tcPr>
-            <w:tcW w:type="dxa" w:w="2592"/>
+            <w:tcW w:type="dxa" w:w="3211"/>
             <w:shd w:val="clear" w:color="auto" w:fill="EEF1F8"/>
             <w:tcMar>
               <w:top w:w="55" w:type="dxa"/>
@@ -3954,7 +3954,6 @@
     </w:p>
     <w:tbl>
       <w:tblPr>
-        <w:tblW w:type="auto" w:w="0"/>
         <w:jc w:val="center"/>
         <w:tblLook w:firstColumn="1" w:firstRow="1" w:lastColumn="0" w:lastRow="0" w:noHBand="0" w:noVBand="1" w:val="04A0"/>
         <w:tblBorders>
@@ -3966,14 +3965,15 @@
           <w:insideV w:val="none" w:sz="0" w:space="0" w:color="auto"/>
         </w:tblBorders>
         <w:tblLayout w:type="fixed"/>
+        <w:tblW w:w="10296" w:type="dxa"/>
       </w:tblPr>
       <w:tblGrid>
-        <w:gridCol w:w="10368"/>
+        <w:gridCol w:w="10296"/>
       </w:tblGrid>
       <w:tr>
         <w:tc>
           <w:tcPr>
-            <w:tcW w:type="dxa" w:w="10296"/>
+            <w:tcW w:w="10296" w:type="dxa"/>
             <w:shd w:val="clear" w:color="auto" w:fill="EDF0F7"/>
             <w:tcBorders>
               <w:left w:val="single" w:sz="30" w:space="0" w:color="1F2A56"/>
@@ -4063,7 +4063,6 @@
     </w:tbl>
     <w:tbl>
       <w:tblPr>
-        <w:tblW w:type="auto" w:w="0"/>
         <w:jc w:val="center"/>
         <w:tblLook w:firstColumn="1" w:firstRow="1" w:lastColumn="0" w:lastRow="0" w:noHBand="0" w:noVBand="1" w:val="04A0"/>
         <w:tblLayout w:type="fixed"/>
@@ -4075,12 +4074,13 @@
           <w:insideH w:val="single" w:sz="4" w:space="0" w:color="C9D0E0"/>
           <w:insideV w:val="single" w:sz="4" w:space="0" w:color="C9D0E0"/>
         </w:tblBorders>
+        <w:tblW w:w="10296" w:type="dxa"/>
       </w:tblPr>
       <w:tblGrid>
-        <w:gridCol w:w="2592"/>
-        <w:gridCol w:w="2592"/>
-        <w:gridCol w:w="2592"/>
-        <w:gridCol w:w="2592"/>
+        <w:gridCol w:w="605"/>
+        <w:gridCol w:w="3384"/>
+        <w:gridCol w:w="3096"/>
+        <w:gridCol w:w="3211"/>
       </w:tblGrid>
       <w:tr>
         <w:trPr>
@@ -4088,7 +4088,7 @@
         </w:trPr>
         <w:tc>
           <w:tcPr>
-            <w:tcW w:type="dxa" w:w="605"/>
+            <w:tcW w:w="605" w:type="dxa"/>
             <w:shd w:val="clear" w:color="auto" w:fill="1F2A56"/>
             <w:tcMar>
               <w:top w:w="60" w:type="dxa"/>
@@ -4117,7 +4117,7 @@
         </w:tc>
         <w:tc>
           <w:tcPr>
-            <w:tcW w:type="dxa" w:w="3384"/>
+            <w:tcW w:w="3384" w:type="dxa"/>
             <w:shd w:val="clear" w:color="auto" w:fill="1F2A56"/>
             <w:tcMar>
               <w:top w:w="60" w:type="dxa"/>
@@ -4146,7 +4146,7 @@
         </w:tc>
         <w:tc>
           <w:tcPr>
-            <w:tcW w:type="dxa" w:w="3096"/>
+            <w:tcW w:w="3096" w:type="dxa"/>
             <w:shd w:val="clear" w:color="auto" w:fill="1F2A56"/>
             <w:tcMar>
               <w:top w:w="60" w:type="dxa"/>
@@ -4175,7 +4175,7 @@
         </w:tc>
         <w:tc>
           <w:tcPr>
-            <w:tcW w:type="dxa" w:w="3211"/>
+            <w:tcW w:w="3211" w:type="dxa"/>
             <w:shd w:val="clear" w:color="auto" w:fill="1F2A56"/>
             <w:tcMar>
               <w:top w:w="60" w:type="dxa"/>
@@ -4206,7 +4206,7 @@
       <w:tr>
         <w:tc>
           <w:tcPr>
-            <w:tcW w:type="dxa" w:w="2592"/>
+            <w:tcW w:type="dxa" w:w="605"/>
             <w:shd w:val="clear" w:color="auto" w:fill="EEF1F8"/>
             <w:tcMar>
               <w:top w:w="55" w:type="dxa"/>
@@ -4235,7 +4235,7 @@
         </w:tc>
         <w:tc>
           <w:tcPr>
-            <w:tcW w:type="dxa" w:w="2592"/>
+            <w:tcW w:type="dxa" w:w="3384"/>
             <w:shd w:val="clear" w:color="auto" w:fill="EEF1F8"/>
             <w:tcMar>
               <w:top w:w="55" w:type="dxa"/>
@@ -4261,7 +4261,7 @@
         </w:tc>
         <w:tc>
           <w:tcPr>
-            <w:tcW w:type="dxa" w:w="2592"/>
+            <w:tcW w:type="dxa" w:w="3096"/>
             <w:shd w:val="clear" w:color="auto" w:fill="EEF1F8"/>
             <w:tcMar>
               <w:top w:w="55" w:type="dxa"/>
@@ -4289,7 +4289,7 @@
         </w:tc>
         <w:tc>
           <w:tcPr>
-            <w:tcW w:type="dxa" w:w="2592"/>
+            <w:tcW w:type="dxa" w:w="3211"/>
             <w:shd w:val="clear" w:color="auto" w:fill="EEF1F8"/>
             <w:tcMar>
               <w:top w:w="55" w:type="dxa"/>
@@ -4318,7 +4318,7 @@
       <w:tr>
         <w:tc>
           <w:tcPr>
-            <w:tcW w:type="dxa" w:w="2592"/>
+            <w:tcW w:type="dxa" w:w="605"/>
             <w:shd w:val="clear" w:color="auto" w:fill="FFFFFF"/>
             <w:tcMar>
               <w:top w:w="55" w:type="dxa"/>
@@ -4347,7 +4347,7 @@
         </w:tc>
         <w:tc>
           <w:tcPr>
-            <w:tcW w:type="dxa" w:w="2592"/>
+            <w:tcW w:type="dxa" w:w="3384"/>
             <w:shd w:val="clear" w:color="auto" w:fill="FFFFFF"/>
             <w:tcMar>
               <w:top w:w="55" w:type="dxa"/>
@@ -4373,7 +4373,7 @@
         </w:tc>
         <w:tc>
           <w:tcPr>
-            <w:tcW w:type="dxa" w:w="2592"/>
+            <w:tcW w:type="dxa" w:w="3096"/>
             <w:shd w:val="clear" w:color="auto" w:fill="FFFFFF"/>
             <w:tcMar>
               <w:top w:w="55" w:type="dxa"/>
@@ -4401,7 +4401,7 @@
         </w:tc>
         <w:tc>
           <w:tcPr>
-            <w:tcW w:type="dxa" w:w="2592"/>
+            <w:tcW w:type="dxa" w:w="3211"/>
             <w:shd w:val="clear" w:color="auto" w:fill="FFFFFF"/>
             <w:tcMar>
               <w:top w:w="55" w:type="dxa"/>
@@ -4430,7 +4430,7 @@
       <w:tr>
         <w:tc>
           <w:tcPr>
-            <w:tcW w:type="dxa" w:w="2592"/>
+            <w:tcW w:type="dxa" w:w="605"/>
             <w:shd w:val="clear" w:color="auto" w:fill="EEF1F8"/>
             <w:tcMar>
               <w:top w:w="55" w:type="dxa"/>
@@ -4459,7 +4459,7 @@
         </w:tc>
         <w:tc>
           <w:tcPr>
-            <w:tcW w:type="dxa" w:w="2592"/>
+            <w:tcW w:type="dxa" w:w="3384"/>
             <w:shd w:val="clear" w:color="auto" w:fill="EEF1F8"/>
             <w:tcMar>
               <w:top w:w="55" w:type="dxa"/>
@@ -4485,7 +4485,7 @@
         </w:tc>
         <w:tc>
           <w:tcPr>
-            <w:tcW w:type="dxa" w:w="2592"/>
+            <w:tcW w:type="dxa" w:w="3096"/>
             <w:shd w:val="clear" w:color="auto" w:fill="EEF1F8"/>
             <w:tcMar>
               <w:top w:w="55" w:type="dxa"/>
@@ -4513,7 +4513,7 @@
         </w:tc>
         <w:tc>
           <w:tcPr>
-            <w:tcW w:type="dxa" w:w="2592"/>
+            <w:tcW w:type="dxa" w:w="3211"/>
             <w:shd w:val="clear" w:color="auto" w:fill="EEF1F8"/>
             <w:tcMar>
               <w:top w:w="55" w:type="dxa"/>
@@ -4547,7 +4547,6 @@
     </w:p>
     <w:tbl>
       <w:tblPr>
-        <w:tblW w:type="auto" w:w="0"/>
         <w:jc w:val="center"/>
         <w:tblLook w:firstColumn="1" w:firstRow="1" w:lastColumn="0" w:lastRow="0" w:noHBand="0" w:noVBand="1" w:val="04A0"/>
         <w:tblBorders>
@@ -4559,14 +4558,15 @@
           <w:insideV w:val="none" w:sz="0" w:space="0" w:color="auto"/>
         </w:tblBorders>
         <w:tblLayout w:type="fixed"/>
+        <w:tblW w:w="10296" w:type="dxa"/>
       </w:tblPr>
       <w:tblGrid>
-        <w:gridCol w:w="10368"/>
+        <w:gridCol w:w="10296"/>
       </w:tblGrid>
       <w:tr>
         <w:tc>
           <w:tcPr>
-            <w:tcW w:type="dxa" w:w="10296"/>
+            <w:tcW w:w="10296" w:type="dxa"/>
             <w:shd w:val="clear" w:color="auto" w:fill="EDF0F7"/>
             <w:tcBorders>
               <w:left w:val="single" w:sz="30" w:space="0" w:color="1F2A56"/>
@@ -4656,7 +4656,6 @@
     </w:tbl>
     <w:tbl>
       <w:tblPr>
-        <w:tblW w:type="auto" w:w="0"/>
         <w:jc w:val="center"/>
         <w:tblLook w:firstColumn="1" w:firstRow="1" w:lastColumn="0" w:lastRow="0" w:noHBand="0" w:noVBand="1" w:val="04A0"/>
         <w:tblLayout w:type="fixed"/>
@@ -4668,12 +4667,13 @@
           <w:insideH w:val="single" w:sz="4" w:space="0" w:color="C9D0E0"/>
           <w:insideV w:val="single" w:sz="4" w:space="0" w:color="C9D0E0"/>
         </w:tblBorders>
+        <w:tblW w:w="10296" w:type="dxa"/>
       </w:tblPr>
       <w:tblGrid>
-        <w:gridCol w:w="2592"/>
-        <w:gridCol w:w="2592"/>
-        <w:gridCol w:w="2592"/>
-        <w:gridCol w:w="2592"/>
+        <w:gridCol w:w="605"/>
+        <w:gridCol w:w="3384"/>
+        <w:gridCol w:w="3096"/>
+        <w:gridCol w:w="3211"/>
       </w:tblGrid>
       <w:tr>
         <w:trPr>
@@ -4681,7 +4681,7 @@
         </w:trPr>
         <w:tc>
           <w:tcPr>
-            <w:tcW w:type="dxa" w:w="605"/>
+            <w:tcW w:w="605" w:type="dxa"/>
             <w:shd w:val="clear" w:color="auto" w:fill="1F2A56"/>
             <w:tcMar>
               <w:top w:w="60" w:type="dxa"/>
@@ -4710,7 +4710,7 @@
         </w:tc>
         <w:tc>
           <w:tcPr>
-            <w:tcW w:type="dxa" w:w="3384"/>
+            <w:tcW w:w="3384" w:type="dxa"/>
             <w:shd w:val="clear" w:color="auto" w:fill="1F2A56"/>
             <w:tcMar>
               <w:top w:w="60" w:type="dxa"/>
@@ -4739,7 +4739,7 @@
         </w:tc>
         <w:tc>
           <w:tcPr>
-            <w:tcW w:type="dxa" w:w="3096"/>
+            <w:tcW w:w="3096" w:type="dxa"/>
             <w:shd w:val="clear" w:color="auto" w:fill="1F2A56"/>
             <w:tcMar>
               <w:top w:w="60" w:type="dxa"/>
@@ -4768,7 +4768,7 @@
         </w:tc>
         <w:tc>
           <w:tcPr>
-            <w:tcW w:type="dxa" w:w="3211"/>
+            <w:tcW w:w="3211" w:type="dxa"/>
             <w:shd w:val="clear" w:color="auto" w:fill="1F2A56"/>
             <w:tcMar>
               <w:top w:w="60" w:type="dxa"/>
@@ -4799,7 +4799,7 @@
       <w:tr>
         <w:tc>
           <w:tcPr>
-            <w:tcW w:type="dxa" w:w="2592"/>
+            <w:tcW w:type="dxa" w:w="605"/>
             <w:shd w:val="clear" w:color="auto" w:fill="EEF1F8"/>
             <w:tcMar>
               <w:top w:w="55" w:type="dxa"/>
@@ -4828,7 +4828,7 @@
         </w:tc>
         <w:tc>
           <w:tcPr>
-            <w:tcW w:type="dxa" w:w="2592"/>
+            <w:tcW w:type="dxa" w:w="3384"/>
             <w:shd w:val="clear" w:color="auto" w:fill="EEF1F8"/>
             <w:tcMar>
               <w:top w:w="55" w:type="dxa"/>
@@ -4854,7 +4854,7 @@
         </w:tc>
         <w:tc>
           <w:tcPr>
-            <w:tcW w:type="dxa" w:w="2592"/>
+            <w:tcW w:type="dxa" w:w="3096"/>
             <w:shd w:val="clear" w:color="auto" w:fill="EEF1F8"/>
             <w:tcMar>
               <w:top w:w="55" w:type="dxa"/>
@@ -4882,7 +4882,7 @@
         </w:tc>
         <w:tc>
           <w:tcPr>
-            <w:tcW w:type="dxa" w:w="2592"/>
+            <w:tcW w:type="dxa" w:w="3211"/>
             <w:shd w:val="clear" w:color="auto" w:fill="EEF1F8"/>
             <w:tcMar>
               <w:top w:w="55" w:type="dxa"/>
@@ -4911,7 +4911,7 @@
       <w:tr>
         <w:tc>
           <w:tcPr>
-            <w:tcW w:type="dxa" w:w="2592"/>
+            <w:tcW w:type="dxa" w:w="605"/>
             <w:shd w:val="clear" w:color="auto" w:fill="FFFFFF"/>
             <w:tcMar>
               <w:top w:w="55" w:type="dxa"/>
@@ -4940,7 +4940,7 @@
         </w:tc>
         <w:tc>
           <w:tcPr>
-            <w:tcW w:type="dxa" w:w="2592"/>
+            <w:tcW w:type="dxa" w:w="3384"/>
             <w:shd w:val="clear" w:color="auto" w:fill="FFFFFF"/>
             <w:tcMar>
               <w:top w:w="55" w:type="dxa"/>
@@ -4966,7 +4966,7 @@
         </w:tc>
         <w:tc>
           <w:tcPr>
-            <w:tcW w:type="dxa" w:w="2592"/>
+            <w:tcW w:type="dxa" w:w="3096"/>
             <w:shd w:val="clear" w:color="auto" w:fill="FFFFFF"/>
             <w:tcMar>
               <w:top w:w="55" w:type="dxa"/>
@@ -4994,7 +4994,7 @@
         </w:tc>
         <w:tc>
           <w:tcPr>
-            <w:tcW w:type="dxa" w:w="2592"/>
+            <w:tcW w:type="dxa" w:w="3211"/>
             <w:shd w:val="clear" w:color="auto" w:fill="FFFFFF"/>
             <w:tcMar>
               <w:top w:w="55" w:type="dxa"/>
